--- a/docx/text-direction.docx
+++ b/docx/text-direction.docx
@@ -7,7 +7,7 @@
         <w:bidi/>
       </w:pPr>
       <w:r>
-        <w:t xml:space="preserve">inherits w:bidi: مرحبا بالعالم and latin 123</w:t>
+        <w:t xml:space="preserve">unaligned مرحبا بالعالم 123</w:t>
       </w:r>
     </w:p>
     <w:p>
@@ -16,7 +16,7 @@
         <w:jc w:val="start"/>
       </w:pPr>
       <w:r>
-        <w:t xml:space="preserve">w:bidi + w:jc=start renders right: مرحبا بالعالم</w:t>
+        <w:t xml:space="preserve">start</w:t>
       </w:r>
     </w:p>
     <w:p>
@@ -25,7 +25,7 @@
         <w:jc w:val="end"/>
       </w:pPr>
       <w:r>
-        <w:t xml:space="preserve">w:bidi + w:jc=end renders left: مرحبا بالعالم</w:t>
+        <w:t xml:space="preserve">end</w:t>
       </w:r>
     </w:p>
     <w:p>
@@ -34,7 +34,16 @@
         <w:jc w:val="left"/>
       </w:pPr>
       <w:r>
-        <w:t xml:space="preserve">w:bidi + w:jc=left renders left</w:t>
+        <w:t xml:space="preserve">left</w:t>
+      </w:r>
+    </w:p>
+    <w:p>
+      <w:pPr>
+        <w:bidi/>
+        <w:jc w:val="right"/>
+      </w:pPr>
+      <w:r>
+        <w:t xml:space="preserve">right</w:t>
       </w:r>
     </w:p>
     <w:p>
@@ -43,7 +52,7 @@
         <w:jc w:val="center"/>
       </w:pPr>
       <w:r>
-        <w:t xml:space="preserve">w:bidi + w:jc=center</w:t>
+        <w:t xml:space="preserve">center</w:t>
       </w:r>
     </w:p>
     <w:p>
@@ -51,7 +60,16 @@
         <w:bidi w:val="0"/>
       </w:pPr>
       <w:r>
-        <w:t xml:space="preserve">w:bidi=0: مرحبا بالعالم and latin 123</w:t>
+        <w:t xml:space="preserve">bidi-off مرحبا بالعالم 123</w:t>
+      </w:r>
+    </w:p>
+    <w:p>
+      <w:pPr>
+        <w:bidi w:val="0"/>
+        <w:jc w:val="start"/>
+      </w:pPr>
+      <w:r>
+        <w:t xml:space="preserve">bidi-off start</w:t>
       </w:r>
     </w:p>
     <w:sectPr>
